--- a/Mitschrift/SWP_Rubner.docx
+++ b/Mitschrift/SWP_Rubner.docx
@@ -3,34 +3,141 @@
 <w:document xmlns:wpc="http://schemas.microsoft.com/office/word/2010/wordprocessingCanvas" xmlns:cx="http://schemas.microsoft.com/office/drawing/2014/chartex" xmlns:cx1="http://schemas.microsoft.com/office/drawing/2015/9/8/chartex" xmlns:cx2="http://schemas.microsoft.com/office/drawing/2015/10/21/chartex" xmlns:cx3="http://schemas.microsoft.com/office/drawing/2016/5/9/chartex" xmlns:cx4="http://schemas.microsoft.com/office/drawing/2016/5/10/chartex" xmlns:cx5="http://schemas.microsoft.com/office/drawing/2016/5/11/chartex" xmlns:cx6="http://schemas.microsoft.com/office/drawing/2016/5/12/chartex" xmlns:cx7="http://schemas.microsoft.com/office/drawing/2016/5/13/chartex" xmlns:cx8="http://schemas.microsoft.com/office/drawing/2016/5/14/chartex" xmlns:mc="http://schemas.openxmlformats.org/markup-compatibility/2006" xmlns:aink="http://schemas.microsoft.com/office/drawing/2016/ink" xmlns:am3d="http://schemas.microsoft.com/office/drawing/2017/model3d" xmlns:o="urn:schemas-microsoft-com:office:office" xmlns:oel="http://schemas.microsoft.com/office/2019/extlst" xmlns:r="http://schemas.openxmlformats.org/officeDocument/2006/relationships" xmlns:m="http://schemas.openxmlformats.org/officeDocument/2006/math" xmlns:v="urn:schemas-microsoft-com:vml" xmlns:wp14="http://schemas.microsoft.com/office/word/2010/wordprocessingDrawing" xmlns:wp="http://schemas.openxmlformats.org/drawingml/2006/wordprocessingDrawing" xmlns:w10="urn:schemas-microsoft-com:office:word" xmlns:w="http://schemas.openxmlformats.org/wordprocessingml/2006/main" xmlns:w14="http://schemas.microsoft.com/office/word/2010/wordml" xmlns:w15="http://schemas.microsoft.com/office/word/2012/wordml" xmlns:w16cex="http://schemas.microsoft.com/office/word/2018/wordml/cex" xmlns:w16cid="http://schemas.microsoft.com/office/word/2016/wordml/cid" xmlns:w16="http://schemas.microsoft.com/office/word/2018/wordml" xmlns:w16du="http://schemas.microsoft.com/office/word/2023/wordml/word16du" xmlns:w16sdtdh="http://schemas.microsoft.com/office/word/2020/wordml/sdtdatahash" xmlns:w16sdtfl="http://schemas.microsoft.com/office/word/2024/wordml/sdtformatlock" xmlns:w16se="http://schemas.microsoft.com/office/word/2015/wordml/symex" xmlns:wpg="http://schemas.microsoft.com/office/word/2010/wordprocessingGroup" xmlns:wpi="http://schemas.microsoft.com/office/word/2010/wordprocessingInk" xmlns:wne="http://schemas.microsoft.com/office/word/2006/wordml" xmlns:wps="http://schemas.microsoft.com/office/word/2010/wordprocessingShape" mc:Ignorable="w14 w15 w16se w16cid w16 w16cex w16sdtdh w16sdtfl w16du wp14">
   <w:body>
     <w:p>
+      <w:proofErr w:type="spellStart"/>
       <w:r>
         <w:rPr>
           <w:b/>
           <w:sz w:val="32"/>
           <w:szCs w:val="32"/>
         </w:rPr>
-        <w:t>Interpretersprache vs Compilersprache:</w:t>
+        <w:t>Interpretersprache</w:t>
+      </w:r>
+      <w:proofErr w:type="spellEnd"/>
+      <w:r>
+        <w:rPr>
+          <w:b/>
+          <w:sz w:val="32"/>
+          <w:szCs w:val="32"/>
+        </w:rPr>
+        <w:t xml:space="preserve"> </w:t>
+      </w:r>
+      <w:proofErr w:type="spellStart"/>
+      <w:r>
+        <w:rPr>
+          <w:b/>
+          <w:sz w:val="32"/>
+          <w:szCs w:val="32"/>
+        </w:rPr>
+        <w:t>vs</w:t>
+      </w:r>
+      <w:proofErr w:type="spellEnd"/>
+      <w:r>
+        <w:rPr>
+          <w:b/>
+          <w:sz w:val="32"/>
+          <w:szCs w:val="32"/>
+        </w:rPr>
+        <w:t xml:space="preserve"> Compilersprache:</w:t>
       </w:r>
       <w:r>
         <w:br/>
       </w:r>
-      <w:r>
-        <w:t>Interpretersprache liest zeile für zeile und übersetzt es</w:t>
-      </w:r>
-      <w:r>
-        <w:t xml:space="preserve">, und kann auch von betriebssystem </w:t>
-      </w:r>
-      <w:r>
-        <w:t xml:space="preserve">zu betriebssystem machen </w:t>
-      </w:r>
-      <w:r>
-        <w:t>vs compilersprachen  erzeugen maschinenecode</w:t>
-      </w:r>
+      <w:proofErr w:type="spellStart"/>
+      <w:r>
+        <w:t>Interpretersprache</w:t>
+      </w:r>
+      <w:proofErr w:type="spellEnd"/>
+      <w:r>
+        <w:t xml:space="preserve"> liest </w:t>
+      </w:r>
+      <w:proofErr w:type="spellStart"/>
+      <w:r>
+        <w:t>zeile</w:t>
+      </w:r>
+      <w:proofErr w:type="spellEnd"/>
+      <w:r>
+        <w:t xml:space="preserve"> für </w:t>
+      </w:r>
+      <w:proofErr w:type="spellStart"/>
+      <w:r>
+        <w:t>zeile</w:t>
+      </w:r>
+      <w:proofErr w:type="spellEnd"/>
+      <w:r>
+        <w:t xml:space="preserve"> und übersetzt es</w:t>
+      </w:r>
+      <w:r>
+        <w:t xml:space="preserve">, und kann auch von </w:t>
+      </w:r>
+      <w:proofErr w:type="spellStart"/>
+      <w:r>
+        <w:t>betriebssystem</w:t>
+      </w:r>
+      <w:proofErr w:type="spellEnd"/>
+      <w:r>
+        <w:t xml:space="preserve"> </w:t>
+      </w:r>
+      <w:r>
+        <w:t xml:space="preserve">zu </w:t>
+      </w:r>
+      <w:proofErr w:type="spellStart"/>
+      <w:r>
+        <w:t>betriebssystem</w:t>
+      </w:r>
+      <w:proofErr w:type="spellEnd"/>
+      <w:r>
+        <w:t xml:space="preserve"> machen </w:t>
+      </w:r>
+      <w:proofErr w:type="spellStart"/>
+      <w:r>
+        <w:t>vs</w:t>
+      </w:r>
+      <w:proofErr w:type="spellEnd"/>
+      <w:r>
+        <w:t xml:space="preserve"> </w:t>
+      </w:r>
+      <w:proofErr w:type="spellStart"/>
+      <w:r>
+        <w:t>compilersprachen</w:t>
+      </w:r>
+      <w:proofErr w:type="spellEnd"/>
+      <w:r>
+        <w:t xml:space="preserve">  erzeugen </w:t>
+      </w:r>
+      <w:proofErr w:type="spellStart"/>
+      <w:r>
+        <w:t>maschinenecode</w:t>
+      </w:r>
+      <w:proofErr w:type="spellEnd"/>
+      <w:r>
+        <w:t xml:space="preserve"> was </w:t>
+      </w:r>
+      <w:proofErr w:type="spellStart"/>
+      <w:r>
+        <w:t>prozessor</w:t>
+      </w:r>
+      <w:proofErr w:type="spellEnd"/>
+      <w:r>
+        <w:t xml:space="preserve"> direkt machen kann aber nicht von </w:t>
+      </w:r>
+      <w:proofErr w:type="spellStart"/>
+      <w:r>
+        <w:t>betriebssystem</w:t>
+      </w:r>
+      <w:proofErr w:type="spellEnd"/>
     </w:p>
     <w:p/>
     <w:p>
       <w:r>
-        <w:t>Java is eine Compiler und  dann Interpreter.</w:t>
+        <w:t xml:space="preserve">Java </w:t>
+      </w:r>
+      <w:proofErr w:type="spellStart"/>
+      <w:r>
+        <w:t>is</w:t>
+      </w:r>
+      <w:proofErr w:type="spellEnd"/>
+      <w:r>
+        <w:t xml:space="preserve"> eine Compiler und  dann Interpreter.</w:t>
       </w:r>
     </w:p>
     <w:p>
@@ -45,66 +152,1403 @@
     </w:p>
     <w:p>
       <w:r>
-        <w:t>Dynamische/statische Typisierung</w:t>
-      </w:r>
+        <w:t xml:space="preserve">Dynamische/statische Typisierung </w:t>
+      </w:r>
+      <w:r>
+        <w:tab/>
+      </w:r>
+      <w:r>
+        <w:tab/>
+      </w:r>
+    </w:p>
+    <w:p>
+      <w:r>
+        <w:t xml:space="preserve">(type </w:t>
+      </w:r>
+      <w:proofErr w:type="spellStart"/>
+      <w:r>
+        <w:t>hints</w:t>
+      </w:r>
+      <w:proofErr w:type="spellEnd"/>
+      <w:r>
+        <w:t xml:space="preserve">) man kann hinweise </w:t>
+      </w:r>
+      <w:r>
+        <w:t xml:space="preserve">bei variablen in </w:t>
+      </w:r>
+      <w:proofErr w:type="spellStart"/>
+      <w:r>
+        <w:t>python</w:t>
+      </w:r>
+      <w:proofErr w:type="spellEnd"/>
+      <w:r>
+        <w:t xml:space="preserve"> hinzufügen für den </w:t>
+      </w:r>
+      <w:proofErr w:type="spellStart"/>
+      <w:r>
+        <w:t>user</w:t>
+      </w:r>
+      <w:proofErr w:type="spellEnd"/>
       <w:r>
         <w:t xml:space="preserve"> </w:t>
       </w:r>
+      <w:proofErr w:type="spellStart"/>
+      <w:r>
+        <w:t>Z.b</w:t>
+      </w:r>
+      <w:r>
+        <w:t>.</w:t>
+      </w:r>
+      <w:proofErr w:type="spellEnd"/>
+      <w:r>
+        <w:t xml:space="preserve"> int als </w:t>
+      </w:r>
+      <w:proofErr w:type="spellStart"/>
+      <w:r>
+        <w:t>datentyphinweis</w:t>
+      </w:r>
+      <w:proofErr w:type="spellEnd"/>
+      <w:r>
+        <w:t xml:space="preserve"> </w:t>
+      </w:r>
+    </w:p>
+    <w:p/>
+    <w:p>
+      <w:r>
+        <w:t>Eine Instanz ist ein Objekt. Ein Objekt ist eine Ansammlung von</w:t>
+      </w:r>
+      <w:r>
+        <w:t>…?</w:t>
+      </w:r>
+    </w:p>
+    <w:p>
+      <w:r>
+        <w:t>Referenz ist ein Pointer und das ist eine Adresse die wohin zeigt.</w:t>
+      </w:r>
+    </w:p>
+    <w:p>
+      <w:proofErr w:type="spellStart"/>
+      <w:r>
+        <w:t>GarbageColection</w:t>
+      </w:r>
+      <w:proofErr w:type="spellEnd"/>
+      <w:r>
+        <w:t>:</w:t>
+      </w:r>
+    </w:p>
+    <w:p/>
+    <w:p>
+      <w:r>
+        <w:t xml:space="preserve">In Compiler muss man </w:t>
+      </w:r>
+      <w:proofErr w:type="spellStart"/>
+      <w:r>
+        <w:t>speicher</w:t>
+      </w:r>
+      <w:proofErr w:type="spellEnd"/>
+      <w:r>
+        <w:t xml:space="preserve"> selber managen</w:t>
+      </w:r>
+    </w:p>
+    <w:p>
+      <w:r>
+        <w:t>In</w:t>
+      </w:r>
+      <w:r>
+        <w:t xml:space="preserve"> Interpreter (glaube ich) hilft der </w:t>
+      </w:r>
+      <w:proofErr w:type="spellStart"/>
+      <w:r>
+        <w:t>garbage</w:t>
+      </w:r>
+      <w:proofErr w:type="spellEnd"/>
+      <w:r>
+        <w:t xml:space="preserve"> </w:t>
+      </w:r>
+      <w:proofErr w:type="spellStart"/>
+      <w:r>
+        <w:t>collector</w:t>
+      </w:r>
+      <w:proofErr w:type="spellEnd"/>
+      <w:r>
+        <w:t xml:space="preserve"> den </w:t>
+      </w:r>
+      <w:proofErr w:type="spellStart"/>
+      <w:r>
+        <w:t>speicher</w:t>
+      </w:r>
+      <w:proofErr w:type="spellEnd"/>
+      <w:r>
+        <w:t xml:space="preserve"> zu managen</w:t>
+      </w:r>
+    </w:p>
+    <w:p/>
+    <w:p>
+      <w:pPr>
+        <w:jc w:val="center"/>
+        <w:rPr>
+          <w:b/>
+          <w:bCs/>
+          <w:sz w:val="48"/>
+          <w:szCs w:val="48"/>
+        </w:rPr>
+      </w:pPr>
+      <w:r>
+        <w:rPr>
+          <w:b/>
+          <w:bCs/>
+          <w:sz w:val="48"/>
+          <w:szCs w:val="48"/>
+        </w:rPr>
+        <w:t>1.10.2026</w:t>
+      </w:r>
+    </w:p>
+    <w:p/>
+    <w:p>
+      <w:r>
+        <w:t xml:space="preserve">Warum machen wir </w:t>
+      </w:r>
+      <w:proofErr w:type="spellStart"/>
+      <w:r>
+        <w:t>rekursionen</w:t>
+      </w:r>
+      <w:proofErr w:type="spellEnd"/>
+      <w:r>
+        <w:t xml:space="preserve">: Manche Sachen beschreiben </w:t>
+      </w:r>
+      <w:proofErr w:type="spellStart"/>
+      <w:r>
+        <w:t>menschen</w:t>
+      </w:r>
+      <w:proofErr w:type="spellEnd"/>
+      <w:r>
+        <w:t xml:space="preserve"> als </w:t>
+      </w:r>
+      <w:proofErr w:type="spellStart"/>
+      <w:r>
+        <w:t>rekursionen</w:t>
+      </w:r>
+      <w:proofErr w:type="spellEnd"/>
+      <w:r>
+        <w:t xml:space="preserve">, aber denken eher iterativ. </w:t>
+      </w:r>
+      <w:r>
+        <w:t>X</w:t>
+      </w:r>
       <w:r>
         <w:tab/>
       </w:r>
-      <w:r>
-        <w:tab/>
-      </w:r>
-    </w:p>
-    <w:p>
-      <w:r>
-        <w:t xml:space="preserve">(type hints) man kann hinweise </w:t>
-      </w:r>
-      <w:r>
-        <w:t>bei variablen in python hinzufügen für den user</w:t>
-      </w:r>
-      <w:r>
-        <w:t xml:space="preserve"> Z.b</w:t>
-      </w:r>
-      <w:r>
-        <w:t>. int als datentyphinweis</w:t>
-      </w:r>
+    </w:p>
+    <w:p>
+      <w:proofErr w:type="spellStart"/>
+      <w:r>
+        <w:t>Interpretersprachen</w:t>
+      </w:r>
+      <w:proofErr w:type="spellEnd"/>
+      <w:r>
+        <w:t xml:space="preserve"> führen </w:t>
+      </w:r>
+      <w:proofErr w:type="spellStart"/>
+      <w:r>
+        <w:t>zeile</w:t>
+      </w:r>
+      <w:proofErr w:type="spellEnd"/>
+      <w:r>
+        <w:t xml:space="preserve"> für </w:t>
+      </w:r>
+      <w:proofErr w:type="spellStart"/>
+      <w:r>
+        <w:t>zeile</w:t>
+      </w:r>
+      <w:proofErr w:type="spellEnd"/>
+      <w:r>
+        <w:t xml:space="preserve"> aus</w:t>
+      </w:r>
+      <w:r>
+        <w:t xml:space="preserve"> und interpretiert es so das </w:t>
+      </w:r>
+      <w:proofErr w:type="spellStart"/>
+      <w:r>
+        <w:t>cpu</w:t>
+      </w:r>
+      <w:proofErr w:type="spellEnd"/>
+      <w:r>
+        <w:t xml:space="preserve"> es versteht</w:t>
+      </w:r>
+      <w:r>
+        <w:t xml:space="preserve"> und </w:t>
+      </w:r>
+      <w:proofErr w:type="spellStart"/>
+      <w:r>
+        <w:t>cpu</w:t>
+      </w:r>
+      <w:proofErr w:type="spellEnd"/>
+      <w:r>
+        <w:t xml:space="preserve"> macht </w:t>
+      </w:r>
+      <w:proofErr w:type="spellStart"/>
+      <w:r>
+        <w:t>additionen</w:t>
+      </w:r>
+      <w:proofErr w:type="spellEnd"/>
+      <w:r>
+        <w:t>.</w:t>
+      </w:r>
+    </w:p>
+    <w:p>
+      <w:proofErr w:type="spellStart"/>
+      <w:r>
+        <w:t>Kompilersprachen</w:t>
+      </w:r>
+      <w:proofErr w:type="spellEnd"/>
       <w:r>
         <w:t xml:space="preserve"> </w:t>
       </w:r>
+      <w:r>
+        <w:t xml:space="preserve">nimmt ganzes </w:t>
+      </w:r>
+      <w:proofErr w:type="spellStart"/>
+      <w:r>
+        <w:t>programm</w:t>
+      </w:r>
+      <w:proofErr w:type="spellEnd"/>
+      <w:r>
+        <w:t xml:space="preserve"> </w:t>
+      </w:r>
+      <w:r>
+        <w:t xml:space="preserve">und macht </w:t>
+      </w:r>
+      <w:proofErr w:type="spellStart"/>
+      <w:r>
+        <w:t>maschinencode</w:t>
+      </w:r>
+      <w:proofErr w:type="spellEnd"/>
     </w:p>
     <w:p/>
-    <w:p>
-      <w:r>
-        <w:t>Eine Instanz ist ein Objekt. Ein Objekt ist eine Ansammlung von</w:t>
-      </w:r>
-      <w:r>
-        <w:t>…?</w:t>
-      </w:r>
-    </w:p>
-    <w:p>
-      <w:r>
-        <w:t>Referenz ist ein Pointer und das ist eine Adresse die wohin zeigt.</w:t>
-      </w:r>
-    </w:p>
-    <w:p>
-      <w:r>
-        <w:t>GarbageColection:</w:t>
-      </w:r>
-    </w:p>
     <w:p/>
-    <w:p>
-      <w:r>
-        <w:t>In Compiler muss man speicher selber managen</w:t>
-      </w:r>
-    </w:p>
-    <w:p>
-      <w:r>
-        <w:t>In</w:t>
-      </w:r>
-      <w:r>
-        <w:t xml:space="preserve"> Interpreter (glaube ich) hilft der garbage collector den speicher zu managen</w:t>
+    <w:p/>
+    <w:p/>
+    <w:p>
+      <w:r>
+        <w:lastRenderedPageBreak/>
+        <w:t xml:space="preserve">In </w:t>
+      </w:r>
+      <w:proofErr w:type="spellStart"/>
+      <w:r>
+        <w:t>java</w:t>
+      </w:r>
+      <w:proofErr w:type="spellEnd"/>
+      <w:r>
+        <w:t xml:space="preserve"> </w:t>
+      </w:r>
+      <w:proofErr w:type="spellStart"/>
+      <w:r>
+        <w:t>class</w:t>
+      </w:r>
+      <w:proofErr w:type="spellEnd"/>
+      <w:r>
+        <w:t xml:space="preserve"> </w:t>
+      </w:r>
+      <w:proofErr w:type="spellStart"/>
+      <w:r>
+        <w:t>datei</w:t>
+      </w:r>
+      <w:proofErr w:type="spellEnd"/>
+      <w:r>
+        <w:t xml:space="preserve"> angeschaut </w:t>
+      </w:r>
+    </w:p>
+    <w:p>
+      <w:r>
+        <w:t xml:space="preserve">Ein </w:t>
+      </w:r>
+      <w:proofErr w:type="spellStart"/>
+      <w:r>
+        <w:t>print</w:t>
+      </w:r>
+      <w:proofErr w:type="spellEnd"/>
+      <w:r>
+        <w:t xml:space="preserve"> ist geräteabhängig. Es gibt teile die auf jedem gleich sind aber auch die spezifisch sind für </w:t>
+      </w:r>
+      <w:proofErr w:type="spellStart"/>
+      <w:r>
+        <w:t>cpu</w:t>
+      </w:r>
+      <w:proofErr w:type="spellEnd"/>
+      <w:r>
+        <w:t xml:space="preserve"> wie </w:t>
+      </w:r>
+      <w:proofErr w:type="spellStart"/>
+      <w:r>
+        <w:t>print</w:t>
+      </w:r>
+      <w:proofErr w:type="spellEnd"/>
+      <w:r>
+        <w:t xml:space="preserve">, schleifen sind gleich </w:t>
+      </w:r>
+    </w:p>
+    <w:p>
+      <w:r>
+        <w:t xml:space="preserve">Festplatte RAM und CPU auf </w:t>
+      </w:r>
+      <w:proofErr w:type="spellStart"/>
+      <w:r>
+        <w:t>cpu</w:t>
+      </w:r>
+      <w:proofErr w:type="spellEnd"/>
+      <w:r>
+        <w:t xml:space="preserve"> sind verschiedene </w:t>
+      </w:r>
+      <w:proofErr w:type="spellStart"/>
+      <w:r>
+        <w:t>speicher</w:t>
+      </w:r>
+      <w:proofErr w:type="spellEnd"/>
+      <w:r>
+        <w:t xml:space="preserve">. Festplatte ist langsam, </w:t>
+      </w:r>
+      <w:proofErr w:type="spellStart"/>
+      <w:r>
+        <w:t>ram</w:t>
+      </w:r>
+      <w:proofErr w:type="spellEnd"/>
+      <w:r>
+        <w:t xml:space="preserve"> ist schneller, </w:t>
+      </w:r>
+      <w:proofErr w:type="spellStart"/>
+      <w:r>
+        <w:t>cpu</w:t>
+      </w:r>
+      <w:proofErr w:type="spellEnd"/>
+      <w:r>
+        <w:t xml:space="preserve"> </w:t>
+      </w:r>
+      <w:proofErr w:type="spellStart"/>
+      <w:r>
+        <w:t>speicher</w:t>
+      </w:r>
+      <w:proofErr w:type="spellEnd"/>
+      <w:r>
+        <w:t xml:space="preserve"> sind nochmal viel schneller als </w:t>
+      </w:r>
+      <w:proofErr w:type="spellStart"/>
+      <w:r>
+        <w:t>ram</w:t>
+      </w:r>
+      <w:proofErr w:type="spellEnd"/>
+      <w:r>
+        <w:t xml:space="preserve">. </w:t>
+      </w:r>
+      <w:r>
+        <w:t xml:space="preserve">Wir machen nur </w:t>
+      </w:r>
+      <w:proofErr w:type="spellStart"/>
+      <w:r>
+        <w:t>sachen</w:t>
+      </w:r>
+      <w:proofErr w:type="spellEnd"/>
+      <w:r>
+        <w:t xml:space="preserve"> im </w:t>
+      </w:r>
+      <w:proofErr w:type="spellStart"/>
+      <w:r>
+        <w:t>ram</w:t>
+      </w:r>
+      <w:proofErr w:type="spellEnd"/>
+      <w:r>
+        <w:t xml:space="preserve">, </w:t>
+      </w:r>
+      <w:proofErr w:type="spellStart"/>
+      <w:r>
+        <w:t>cpu</w:t>
+      </w:r>
+      <w:proofErr w:type="spellEnd"/>
+      <w:r>
+        <w:t xml:space="preserve"> macht alles selbst.</w:t>
+      </w:r>
+      <w:r>
+        <w:t xml:space="preserve"> Threads können miteinander kommunizieren</w:t>
+      </w:r>
+      <w:r>
+        <w:t xml:space="preserve"> weil sie gemeinsamen </w:t>
+      </w:r>
+      <w:proofErr w:type="spellStart"/>
+      <w:r>
+        <w:t>speicherbereich</w:t>
+      </w:r>
+      <w:proofErr w:type="spellEnd"/>
+      <w:r>
+        <w:t xml:space="preserve"> haben</w:t>
+      </w:r>
+      <w:r>
+        <w:t xml:space="preserve">, </w:t>
+      </w:r>
+      <w:proofErr w:type="spellStart"/>
+      <w:r>
+        <w:t>prozesse</w:t>
+      </w:r>
+      <w:proofErr w:type="spellEnd"/>
+      <w:r>
+        <w:t xml:space="preserve"> können </w:t>
+      </w:r>
+      <w:r>
+        <w:t>nicht untereinander kommunizieren</w:t>
+      </w:r>
+    </w:p>
+    <w:p>
+      <w:r>
+        <w:t xml:space="preserve">Was kann man zu </w:t>
+      </w:r>
+      <w:proofErr w:type="spellStart"/>
+      <w:r>
+        <w:t>datentypen</w:t>
+      </w:r>
+      <w:proofErr w:type="spellEnd"/>
+      <w:r>
+        <w:t xml:space="preserve"> sagen: statische dynamis</w:t>
+      </w:r>
+      <w:r>
+        <w:t>che.</w:t>
+      </w:r>
+    </w:p>
+    <w:p>
+      <w:r>
+        <w:t xml:space="preserve">Warum gibt es </w:t>
+      </w:r>
+      <w:proofErr w:type="spellStart"/>
+      <w:r>
+        <w:t>datentypen</w:t>
+      </w:r>
+      <w:proofErr w:type="spellEnd"/>
+      <w:r>
+        <w:t xml:space="preserve">: Damit wir wissen wie viel </w:t>
+      </w:r>
+      <w:proofErr w:type="spellStart"/>
+      <w:r>
+        <w:t>speicher</w:t>
+      </w:r>
+      <w:proofErr w:type="spellEnd"/>
+      <w:r>
+        <w:t xml:space="preserve"> wir brauchen für was</w:t>
+      </w:r>
+      <w:r>
+        <w:t>.</w:t>
+      </w:r>
+    </w:p>
+    <w:p>
+      <w:r>
+        <w:t xml:space="preserve">Python ist dynamisch. Warum kann dynamische </w:t>
+      </w:r>
+      <w:proofErr w:type="spellStart"/>
+      <w:r>
+        <w:t>umwandlung</w:t>
+      </w:r>
+      <w:proofErr w:type="spellEnd"/>
+      <w:r>
+        <w:t xml:space="preserve"> schiefgehen. In Python muss man immer mitdenken </w:t>
+      </w:r>
+      <w:r>
+        <w:t xml:space="preserve">das man keine </w:t>
+      </w:r>
+      <w:proofErr w:type="spellStart"/>
+      <w:r>
+        <w:t>wrong</w:t>
+      </w:r>
+      <w:proofErr w:type="spellEnd"/>
+      <w:r>
+        <w:t xml:space="preserve"> type </w:t>
+      </w:r>
+      <w:proofErr w:type="spellStart"/>
+      <w:r>
+        <w:t>exception</w:t>
+      </w:r>
+      <w:proofErr w:type="spellEnd"/>
+      <w:r>
+        <w:t xml:space="preserve"> bekommen</w:t>
+      </w:r>
+    </w:p>
+    <w:p/>
+    <w:p>
+      <w:r>
+        <w:t xml:space="preserve">Was sind </w:t>
+      </w:r>
+      <w:proofErr w:type="spellStart"/>
+      <w:r>
+        <w:t>hints</w:t>
+      </w:r>
+      <w:proofErr w:type="spellEnd"/>
+      <w:r>
+        <w:t>?</w:t>
+      </w:r>
+      <w:r>
+        <w:t xml:space="preserve"> (</w:t>
+      </w:r>
+      <w:proofErr w:type="spellStart"/>
+      <w:r>
+        <w:t>hints</w:t>
+      </w:r>
+      <w:proofErr w:type="spellEnd"/>
+      <w:r>
+        <w:t xml:space="preserve"> sind </w:t>
+      </w:r>
+      <w:r>
+        <w:t>„</w:t>
+      </w:r>
+      <w:r>
+        <w:t>:</w:t>
+      </w:r>
+      <w:r>
+        <w:t>“</w:t>
+      </w:r>
+      <w:r>
+        <w:t>)</w:t>
+      </w:r>
+      <w:r>
+        <w:t xml:space="preserve"> kann man in </w:t>
+      </w:r>
+      <w:proofErr w:type="spellStart"/>
+      <w:r>
+        <w:t>python</w:t>
+      </w:r>
+      <w:proofErr w:type="spellEnd"/>
+      <w:r>
+        <w:t xml:space="preserve"> verwenden sind nur hinweise werden vom </w:t>
+      </w:r>
+      <w:proofErr w:type="spellStart"/>
+      <w:r>
+        <w:t>programm</w:t>
+      </w:r>
+      <w:proofErr w:type="spellEnd"/>
+      <w:r>
+        <w:t xml:space="preserve"> nicht berücksichtigt</w:t>
+      </w:r>
+      <w:r>
+        <w:t xml:space="preserve">. Ist für </w:t>
+      </w:r>
+      <w:proofErr w:type="spellStart"/>
+      <w:r>
+        <w:t>menschen</w:t>
+      </w:r>
+      <w:proofErr w:type="spellEnd"/>
+      <w:r>
+        <w:t xml:space="preserve"> ein </w:t>
+      </w:r>
+      <w:proofErr w:type="spellStart"/>
+      <w:r>
+        <w:t>kommentar</w:t>
+      </w:r>
+      <w:proofErr w:type="spellEnd"/>
+      <w:r>
+        <w:t xml:space="preserve"> und der </w:t>
+      </w:r>
+      <w:proofErr w:type="spellStart"/>
+      <w:r>
+        <w:t>editor</w:t>
+      </w:r>
+      <w:proofErr w:type="spellEnd"/>
+      <w:r>
+        <w:t xml:space="preserve"> braucht das wenn man mehrere </w:t>
+      </w:r>
+      <w:proofErr w:type="spellStart"/>
+      <w:r>
+        <w:t>files</w:t>
+      </w:r>
+      <w:proofErr w:type="spellEnd"/>
+      <w:r>
+        <w:t xml:space="preserve"> miteinander verknüpft </w:t>
+      </w:r>
+      <w:r>
+        <w:t xml:space="preserve">dann kann der das sehen </w:t>
+      </w:r>
+    </w:p>
+    <w:p/>
+    <w:p>
+      <w:r>
+        <w:t xml:space="preserve">Programmiersprache hat mit </w:t>
+      </w:r>
+      <w:proofErr w:type="spellStart"/>
+      <w:r>
+        <w:t>editor</w:t>
+      </w:r>
+      <w:proofErr w:type="spellEnd"/>
+      <w:r>
+        <w:t xml:space="preserve"> nix zu tun.</w:t>
+      </w:r>
+      <w:r>
+        <w:t xml:space="preserve"> Man kann im </w:t>
+      </w:r>
+      <w:proofErr w:type="spellStart"/>
+      <w:r>
+        <w:t>edi</w:t>
+      </w:r>
+      <w:r>
+        <w:t>tor</w:t>
+      </w:r>
+      <w:proofErr w:type="spellEnd"/>
+      <w:r>
+        <w:t xml:space="preserve"> ganz normal wie im </w:t>
+      </w:r>
+      <w:proofErr w:type="spellStart"/>
+      <w:r>
+        <w:t>vs</w:t>
+      </w:r>
+      <w:proofErr w:type="spellEnd"/>
+      <w:r>
+        <w:t xml:space="preserve"> code </w:t>
+      </w:r>
+      <w:proofErr w:type="spellStart"/>
+      <w:r>
+        <w:t>python</w:t>
+      </w:r>
+      <w:proofErr w:type="spellEnd"/>
+      <w:r>
+        <w:t xml:space="preserve"> und alles machen. Alles ein </w:t>
+      </w:r>
+      <w:proofErr w:type="spellStart"/>
+      <w:r>
+        <w:t>editor</w:t>
+      </w:r>
+      <w:proofErr w:type="spellEnd"/>
+      <w:r>
+        <w:t xml:space="preserve"> halt </w:t>
+      </w:r>
+      <w:proofErr w:type="spellStart"/>
+      <w:r>
+        <w:t>fancy</w:t>
+      </w:r>
+      <w:proofErr w:type="spellEnd"/>
+      <w:r>
+        <w:t xml:space="preserve"> </w:t>
+      </w:r>
+      <w:proofErr w:type="spellStart"/>
+      <w:r>
+        <w:t>editor</w:t>
+      </w:r>
+      <w:proofErr w:type="spellEnd"/>
+    </w:p>
+    <w:p/>
+    <w:p>
+      <w:r>
+        <w:t xml:space="preserve">Wo kann man überhaupt </w:t>
+      </w:r>
+      <w:proofErr w:type="spellStart"/>
+      <w:r>
+        <w:t>interpretersprachen</w:t>
+      </w:r>
+      <w:proofErr w:type="spellEnd"/>
+      <w:r>
+        <w:t xml:space="preserve"> ausführen? </w:t>
+      </w:r>
+    </w:p>
+    <w:p>
+      <w:r>
+        <w:t xml:space="preserve">Läuft auf jedem der 1000en </w:t>
+      </w:r>
+      <w:proofErr w:type="spellStart"/>
+      <w:r>
+        <w:t>betriebssysteme</w:t>
+      </w:r>
+      <w:proofErr w:type="spellEnd"/>
+      <w:r>
+        <w:t xml:space="preserve"> </w:t>
+      </w:r>
+      <w:proofErr w:type="spellStart"/>
+      <w:r>
+        <w:t>java</w:t>
+      </w:r>
+      <w:proofErr w:type="spellEnd"/>
+      <w:r>
+        <w:t xml:space="preserve"> und oder </w:t>
+      </w:r>
+      <w:proofErr w:type="spellStart"/>
+      <w:r>
+        <w:t>python</w:t>
+      </w:r>
+      <w:proofErr w:type="spellEnd"/>
+      <w:r>
+        <w:t xml:space="preserve">? Nein weil die ja nicht alle </w:t>
+      </w:r>
+      <w:proofErr w:type="spellStart"/>
+      <w:r>
+        <w:t>interpreter</w:t>
+      </w:r>
+      <w:proofErr w:type="spellEnd"/>
+      <w:r>
+        <w:t xml:space="preserve"> verwenden.</w:t>
+      </w:r>
+    </w:p>
+    <w:p>
+      <w:r>
+        <w:t xml:space="preserve">Wo können wir </w:t>
+      </w:r>
+      <w:proofErr w:type="spellStart"/>
+      <w:r>
+        <w:t>java</w:t>
+      </w:r>
+      <w:proofErr w:type="spellEnd"/>
+      <w:r>
+        <w:t xml:space="preserve"> oder </w:t>
+      </w:r>
+      <w:proofErr w:type="spellStart"/>
+      <w:r>
+        <w:t>python</w:t>
+      </w:r>
+      <w:proofErr w:type="spellEnd"/>
+      <w:r>
+        <w:t xml:space="preserve"> ausführen?</w:t>
+      </w:r>
+    </w:p>
+    <w:p>
+      <w:r>
+        <w:t xml:space="preserve">Dort wo es </w:t>
+      </w:r>
+      <w:proofErr w:type="spellStart"/>
+      <w:r>
+        <w:t>interpreter</w:t>
+      </w:r>
+      <w:proofErr w:type="spellEnd"/>
+      <w:r>
+        <w:t xml:space="preserve"> gibt</w:t>
+      </w:r>
+    </w:p>
+    <w:p/>
+    <w:p>
+      <w:r>
+        <w:t xml:space="preserve">In </w:t>
+      </w:r>
+      <w:proofErr w:type="spellStart"/>
+      <w:r>
+        <w:t>python</w:t>
+      </w:r>
+      <w:proofErr w:type="spellEnd"/>
+      <w:r>
+        <w:t xml:space="preserve"> KEINE TABULATOR verwenden nur </w:t>
+      </w:r>
+      <w:proofErr w:type="spellStart"/>
+      <w:r>
+        <w:t>leerzeichen</w:t>
+      </w:r>
+      <w:proofErr w:type="spellEnd"/>
+      <w:r>
+        <w:t xml:space="preserve"> (4 </w:t>
+      </w:r>
+      <w:proofErr w:type="spellStart"/>
+      <w:r>
+        <w:t>leerzeichen</w:t>
+      </w:r>
+      <w:proofErr w:type="spellEnd"/>
+      <w:r>
+        <w:t>)</w:t>
+      </w:r>
+    </w:p>
+    <w:p/>
+    <w:p>
+      <w:pPr>
+        <w:rPr>
+          <w:b/>
+        </w:rPr>
+      </w:pPr>
+      <w:r>
+        <w:rPr>
+          <w:b/>
+        </w:rPr>
+        <w:t>NEU:</w:t>
+      </w:r>
+    </w:p>
+    <w:p>
+      <w:r>
+        <w:t xml:space="preserve">Binärsuche </w:t>
+      </w:r>
+      <w:r>
+        <w:t xml:space="preserve">geht immer in die </w:t>
+      </w:r>
+      <w:proofErr w:type="spellStart"/>
+      <w:r>
+        <w:t>mitte</w:t>
+      </w:r>
+      <w:proofErr w:type="spellEnd"/>
+      <w:r>
+        <w:t xml:space="preserve"> und ist viel schneller wen man durch eine </w:t>
+      </w:r>
+      <w:r>
+        <w:t xml:space="preserve">hohe </w:t>
+      </w:r>
+      <w:proofErr w:type="spellStart"/>
+      <w:r>
+        <w:t>zahl</w:t>
+      </w:r>
+      <w:proofErr w:type="spellEnd"/>
+      <w:r>
+        <w:t xml:space="preserve"> hat.</w:t>
+      </w:r>
+    </w:p>
+    <w:p>
+      <w:r>
+        <w:lastRenderedPageBreak/>
+        <w:t>Man braucht log(2) um zu sehen wie viele schritte man braucht u</w:t>
+      </w:r>
+      <w:r>
+        <w:t xml:space="preserve">m zu schauen ob eine </w:t>
+      </w:r>
+      <w:proofErr w:type="spellStart"/>
+      <w:r>
+        <w:t>zahl</w:t>
+      </w:r>
+      <w:proofErr w:type="spellEnd"/>
+      <w:r>
+        <w:t xml:space="preserve"> in einer </w:t>
+      </w:r>
+      <w:proofErr w:type="spellStart"/>
+      <w:r>
+        <w:t>liste</w:t>
+      </w:r>
+      <w:proofErr w:type="spellEnd"/>
+      <w:r>
+        <w:t xml:space="preserve"> ist WENN DIE </w:t>
+      </w:r>
+      <w:r>
+        <w:t>LISTE</w:t>
+      </w:r>
+      <w:r>
+        <w:t xml:space="preserve"> GEORDNET IST.</w:t>
+      </w:r>
+    </w:p>
+    <w:p>
+      <w:r>
+        <w:t xml:space="preserve">Es gibt nur 2 </w:t>
+      </w:r>
+      <w:proofErr w:type="spellStart"/>
+      <w:r>
+        <w:t>arten</w:t>
+      </w:r>
+      <w:proofErr w:type="spellEnd"/>
+      <w:r>
+        <w:t xml:space="preserve"> von </w:t>
+      </w:r>
+      <w:proofErr w:type="spellStart"/>
+      <w:r>
+        <w:t>datenstrukturen</w:t>
+      </w:r>
+      <w:proofErr w:type="spellEnd"/>
+      <w:r>
+        <w:t xml:space="preserve">. Listen und Array (ist im </w:t>
+      </w:r>
+      <w:proofErr w:type="spellStart"/>
+      <w:r>
+        <w:t>raum</w:t>
+      </w:r>
+      <w:proofErr w:type="spellEnd"/>
+      <w:r>
+        <w:t xml:space="preserve"> eine zusammenhängende </w:t>
+      </w:r>
+      <w:proofErr w:type="spellStart"/>
+      <w:r>
+        <w:t>sturkutur</w:t>
+      </w:r>
+      <w:proofErr w:type="spellEnd"/>
+      <w:r>
+        <w:t xml:space="preserve">. Array besteht immer aus gleichen </w:t>
+      </w:r>
+      <w:proofErr w:type="spellStart"/>
+      <w:r>
+        <w:t>datentypen</w:t>
+      </w:r>
+      <w:proofErr w:type="spellEnd"/>
+      <w:r>
+        <w:t>)</w:t>
+      </w:r>
+      <w:r>
+        <w:t xml:space="preserve"> </w:t>
+      </w:r>
+      <w:proofErr w:type="spellStart"/>
+      <w:r>
+        <w:t>stack</w:t>
+      </w:r>
+      <w:proofErr w:type="spellEnd"/>
+      <w:r>
+        <w:t xml:space="preserve"> und </w:t>
+      </w:r>
+      <w:proofErr w:type="spellStart"/>
+      <w:r>
+        <w:t>map</w:t>
+      </w:r>
+      <w:proofErr w:type="spellEnd"/>
+      <w:r>
+        <w:t xml:space="preserve"> und andere bestehen aus listen und arrays</w:t>
+      </w:r>
+    </w:p>
+    <w:p>
+      <w:r>
+        <w:t xml:space="preserve">Eine Liste ist eine verkettete Liste eine ECHTE </w:t>
+      </w:r>
+      <w:proofErr w:type="spellStart"/>
+      <w:r>
+        <w:t>liste</w:t>
+      </w:r>
+      <w:proofErr w:type="spellEnd"/>
+      <w:r>
+        <w:t xml:space="preserve"> </w:t>
+      </w:r>
+      <w:r>
+        <w:t xml:space="preserve">mit </w:t>
+      </w:r>
+      <w:proofErr w:type="spellStart"/>
+      <w:r>
+        <w:t>adressen</w:t>
+      </w:r>
+      <w:proofErr w:type="spellEnd"/>
+      <w:r>
+        <w:t xml:space="preserve"> </w:t>
+      </w:r>
+    </w:p>
+    <w:p>
+      <w:pPr>
+        <w:rPr>
+          <w:lang w:val="en-GB"/>
+        </w:rPr>
+      </w:pPr>
+      <w:r>
+        <w:rPr>
+          <w:lang w:val="en-GB"/>
+        </w:rPr>
+        <w:t>In java linked list, double linked list</w:t>
+      </w:r>
+      <w:r>
+        <w:rPr>
+          <w:lang w:val="en-GB"/>
+        </w:rPr>
+        <w:t xml:space="preserve"> </w:t>
+      </w:r>
+    </w:p>
+    <w:p>
+      <w:pPr>
+        <w:rPr>
+          <w:lang w:val="en-GB"/>
+        </w:rPr>
+      </w:pPr>
+      <w:r>
+        <w:rPr>
+          <w:noProof/>
+          <w:lang w:val="en-GB"/>
+        </w:rPr>
+        <w:drawing>
+          <wp:inline distT="0" distB="0" distL="0" distR="0" wp14:anchorId="4B1BA97C" wp14:editId="70596319">
+            <wp:extent cx="5760720" cy="4713605"/>
+            <wp:effectExtent l="0" t="0" r="0" b="0"/>
+            <wp:docPr id="651792448" name="Grafik 1"/>
+            <wp:cNvGraphicFramePr>
+              <a:graphicFrameLocks xmlns:a="http://schemas.openxmlformats.org/drawingml/2006/main" noChangeAspect="1"/>
+            </wp:cNvGraphicFramePr>
+            <a:graphic xmlns:a="http://schemas.openxmlformats.org/drawingml/2006/main">
+              <a:graphicData uri="http://schemas.openxmlformats.org/drawingml/2006/picture">
+                <pic:pic xmlns:pic="http://schemas.openxmlformats.org/drawingml/2006/picture">
+                  <pic:nvPicPr>
+                    <pic:cNvPr id="651792448" name=""/>
+                    <pic:cNvPicPr/>
+                  </pic:nvPicPr>
+                  <pic:blipFill>
+                    <a:blip r:embed="rId4"/>
+                    <a:stretch>
+                      <a:fillRect/>
+                    </a:stretch>
+                  </pic:blipFill>
+                  <pic:spPr>
+                    <a:xfrm>
+                      <a:off x="0" y="0"/>
+                      <a:ext cx="5760720" cy="4713605"/>
+                    </a:xfrm>
+                    <a:prstGeom prst="rect">
+                      <a:avLst/>
+                    </a:prstGeom>
+                  </pic:spPr>
+                </pic:pic>
+              </a:graphicData>
+            </a:graphic>
+          </wp:inline>
+        </w:drawing>
+      </w:r>
+    </w:p>
+    <w:p>
+      <w:r>
+        <w:t>Arrays sind viel Schneller a</w:t>
+      </w:r>
+      <w:r>
+        <w:t xml:space="preserve">ls listen da bei listen muss man sich von </w:t>
+      </w:r>
+      <w:proofErr w:type="spellStart"/>
+      <w:r>
+        <w:t>objekt</w:t>
+      </w:r>
+      <w:proofErr w:type="spellEnd"/>
+      <w:r>
+        <w:t xml:space="preserve"> zu </w:t>
+      </w:r>
+      <w:proofErr w:type="spellStart"/>
+      <w:r>
+        <w:t>addresse</w:t>
+      </w:r>
+      <w:proofErr w:type="spellEnd"/>
+      <w:r>
+        <w:t xml:space="preserve"> durch die </w:t>
+      </w:r>
+      <w:proofErr w:type="spellStart"/>
+      <w:r>
+        <w:t>liste</w:t>
+      </w:r>
+      <w:proofErr w:type="spellEnd"/>
+      <w:r>
+        <w:t xml:space="preserve"> hangeln. Array ist fix gleicher </w:t>
+      </w:r>
+      <w:proofErr w:type="spellStart"/>
+      <w:r>
+        <w:t>datentyp</w:t>
+      </w:r>
+      <w:proofErr w:type="spellEnd"/>
+      <w:r>
+        <w:t xml:space="preserve"> </w:t>
+      </w:r>
+      <w:r>
+        <w:t>und…</w:t>
+      </w:r>
+    </w:p>
+    <w:p>
+      <w:r>
+        <w:t xml:space="preserve">In liste kann man in der </w:t>
+      </w:r>
+      <w:proofErr w:type="spellStart"/>
+      <w:r>
+        <w:t>mitte</w:t>
+      </w:r>
+      <w:proofErr w:type="spellEnd"/>
+      <w:r>
+        <w:t xml:space="preserve"> was einfügen in 3 schritten ganz einfach</w:t>
+      </w:r>
+    </w:p>
+    <w:p>
+      <w:r>
+        <w:t xml:space="preserve">In einem </w:t>
+      </w:r>
+      <w:proofErr w:type="spellStart"/>
+      <w:r>
+        <w:t>array</w:t>
+      </w:r>
+      <w:proofErr w:type="spellEnd"/>
+      <w:r>
+        <w:t xml:space="preserve"> muss man neues </w:t>
+      </w:r>
+      <w:proofErr w:type="spellStart"/>
+      <w:r>
+        <w:t>array</w:t>
+      </w:r>
+      <w:proofErr w:type="spellEnd"/>
+      <w:r>
+        <w:t xml:space="preserve"> machen die </w:t>
+      </w:r>
+      <w:proofErr w:type="spellStart"/>
+      <w:r>
+        <w:t>h</w:t>
+      </w:r>
+      <w:r>
+        <w:t>älfte</w:t>
+      </w:r>
+      <w:proofErr w:type="spellEnd"/>
+      <w:r>
+        <w:t xml:space="preserve"> kopieren und einfügen und andere </w:t>
+      </w:r>
+      <w:proofErr w:type="spellStart"/>
+      <w:r>
+        <w:t>hälfte</w:t>
+      </w:r>
+      <w:proofErr w:type="spellEnd"/>
+      <w:r>
+        <w:t xml:space="preserve"> einfügen</w:t>
+      </w:r>
+      <w:r>
+        <w:t>.</w:t>
+      </w:r>
+      <w:r>
+        <w:t xml:space="preserve"> </w:t>
+      </w:r>
+    </w:p>
+    <w:p/>
+    <w:p>
+      <w:r>
+        <w:t xml:space="preserve">In </w:t>
+      </w:r>
+      <w:proofErr w:type="spellStart"/>
+      <w:r>
+        <w:t>java</w:t>
+      </w:r>
+      <w:proofErr w:type="spellEnd"/>
+      <w:r>
+        <w:t xml:space="preserve"> gibt es </w:t>
+      </w:r>
+      <w:proofErr w:type="spellStart"/>
+      <w:r>
+        <w:t>array</w:t>
+      </w:r>
+      <w:proofErr w:type="spellEnd"/>
+      <w:r>
+        <w:t xml:space="preserve"> listen</w:t>
+      </w:r>
+    </w:p>
+    <w:p>
+      <w:r>
+        <w:lastRenderedPageBreak/>
+        <w:t xml:space="preserve">Man fügt 11 </w:t>
+      </w:r>
+      <w:proofErr w:type="spellStart"/>
+      <w:r>
+        <w:t>element</w:t>
+      </w:r>
+      <w:proofErr w:type="spellEnd"/>
+      <w:r>
+        <w:t xml:space="preserve"> </w:t>
+      </w:r>
+      <w:proofErr w:type="spellStart"/>
+      <w:r>
+        <w:t>hizu</w:t>
+      </w:r>
+      <w:proofErr w:type="spellEnd"/>
+      <w:r>
+        <w:t xml:space="preserve"> obwohl nur 10 definiert wurden (wie passiert das im </w:t>
+      </w:r>
+      <w:proofErr w:type="spellStart"/>
+      <w:r>
+        <w:t>hintergrund</w:t>
+      </w:r>
+      <w:proofErr w:type="spellEnd"/>
+      <w:r>
+        <w:t xml:space="preserve"> wie existieren die listen</w:t>
+      </w:r>
+      <w:r>
+        <w:t>? .</w:t>
+      </w:r>
+      <w:r>
+        <w:t>es existiere</w:t>
+      </w:r>
+      <w:r>
+        <w:t xml:space="preserve"> 2 </w:t>
+      </w:r>
+      <w:proofErr w:type="spellStart"/>
+      <w:r>
+        <w:t>teile</w:t>
+      </w:r>
+      <w:proofErr w:type="spellEnd"/>
+      <w:r>
+        <w:t xml:space="preserve"> kurz bis </w:t>
+      </w:r>
+      <w:proofErr w:type="spellStart"/>
+      <w:r>
+        <w:t>garbage</w:t>
+      </w:r>
+      <w:proofErr w:type="spellEnd"/>
+      <w:r>
+        <w:t xml:space="preserve"> </w:t>
+      </w:r>
+      <w:proofErr w:type="spellStart"/>
+      <w:r>
+        <w:t>collector</w:t>
+      </w:r>
+      <w:proofErr w:type="spellEnd"/>
+      <w:r>
+        <w:t xml:space="preserve"> den anderen löscht.</w:t>
+      </w:r>
+      <w:r>
+        <w:t xml:space="preserve"> </w:t>
+      </w:r>
+    </w:p>
+    <w:p>
+      <w:r>
+        <w:t xml:space="preserve">In </w:t>
+      </w:r>
+      <w:proofErr w:type="spellStart"/>
+      <w:r>
+        <w:t>python</w:t>
+      </w:r>
+      <w:proofErr w:type="spellEnd"/>
+      <w:r>
+        <w:t xml:space="preserve"> </w:t>
+      </w:r>
+      <w:r>
+        <w:t>sind</w:t>
+      </w:r>
+      <w:r>
+        <w:t xml:space="preserve"> arrays nich</w:t>
+      </w:r>
+      <w:r>
+        <w:t xml:space="preserve">t </w:t>
+      </w:r>
+      <w:proofErr w:type="spellStart"/>
+      <w:r>
+        <w:t>datentyp</w:t>
+      </w:r>
+      <w:proofErr w:type="spellEnd"/>
+      <w:r>
+        <w:t xml:space="preserve"> spezifisch </w:t>
+      </w:r>
+    </w:p>
+    <w:p>
+      <w:r>
+        <w:t xml:space="preserve">In </w:t>
+      </w:r>
+      <w:proofErr w:type="spellStart"/>
+      <w:r>
+        <w:t>python</w:t>
+      </w:r>
+      <w:proofErr w:type="spellEnd"/>
+      <w:r>
+        <w:t xml:space="preserve"> ist eckige klammer eine </w:t>
+      </w:r>
+      <w:proofErr w:type="spellStart"/>
+      <w:r>
+        <w:t>arraylist</w:t>
+      </w:r>
+      <w:proofErr w:type="spellEnd"/>
+    </w:p>
+    <w:p/>
+    <w:p/>
+    <w:p>
+      <w:pPr>
+        <w:rPr>
+          <w:b/>
+        </w:rPr>
+      </w:pPr>
+      <w:r>
+        <w:rPr>
+          <w:b/>
+          <w:sz w:val="32"/>
+          <w:szCs w:val="32"/>
+        </w:rPr>
+        <w:t xml:space="preserve">HÜ wir müssen Lotto </w:t>
+      </w:r>
+      <w:proofErr w:type="spellStart"/>
+      <w:r>
+        <w:rPr>
+          <w:b/>
+          <w:sz w:val="32"/>
+          <w:szCs w:val="32"/>
+        </w:rPr>
+        <w:t>simulation</w:t>
+      </w:r>
+      <w:proofErr w:type="spellEnd"/>
+      <w:r>
+        <w:rPr>
+          <w:b/>
+          <w:sz w:val="32"/>
+          <w:szCs w:val="32"/>
+        </w:rPr>
+        <w:t xml:space="preserve"> programmieren</w:t>
+      </w:r>
+    </w:p>
+    <w:p/>
+    <w:p>
+      <w:r>
+        <w:t xml:space="preserve">Zufallszahlen ausdenken ist intensive </w:t>
+      </w:r>
+      <w:proofErr w:type="spellStart"/>
+      <w:r>
+        <w:t>beschäftigung</w:t>
+      </w:r>
+      <w:proofErr w:type="spellEnd"/>
+      <w:r>
+        <w:t xml:space="preserve"> für </w:t>
+      </w:r>
+      <w:proofErr w:type="spellStart"/>
+      <w:r>
+        <w:t>computer</w:t>
+      </w:r>
+      <w:proofErr w:type="spellEnd"/>
+      <w:r>
+        <w:t xml:space="preserve">. </w:t>
+      </w:r>
+      <w:r>
+        <w:t xml:space="preserve">Wir müssen </w:t>
+      </w:r>
+      <w:r>
+        <w:t xml:space="preserve">6 zahlen zufällig erfinden. Wenn man eine zufällig gleich ist </w:t>
+      </w:r>
+      <w:proofErr w:type="spellStart"/>
+      <w:r>
+        <w:t>zeiht</w:t>
+      </w:r>
+      <w:proofErr w:type="spellEnd"/>
+      <w:r>
+        <w:t xml:space="preserve"> man mehr als 6 mal </w:t>
+      </w:r>
+      <w:proofErr w:type="spellStart"/>
+      <w:r>
+        <w:t>deshlab</w:t>
+      </w:r>
+      <w:proofErr w:type="spellEnd"/>
+      <w:r>
+        <w:t xml:space="preserve"> schreibt man in eine </w:t>
+      </w:r>
+      <w:proofErr w:type="spellStart"/>
+      <w:r>
+        <w:t>liste</w:t>
+      </w:r>
+      <w:proofErr w:type="spellEnd"/>
+      <w:r>
+        <w:t xml:space="preserve"> 1-45 und ziehen zufallszahl und gehen zu </w:t>
+      </w:r>
+      <w:proofErr w:type="spellStart"/>
+      <w:r>
+        <w:t>index</w:t>
+      </w:r>
+      <w:proofErr w:type="spellEnd"/>
+      <w:r>
+        <w:t xml:space="preserve"> 20 in der </w:t>
+      </w:r>
+      <w:proofErr w:type="spellStart"/>
+      <w:r>
+        <w:t>liste</w:t>
+      </w:r>
+      <w:proofErr w:type="spellEnd"/>
+      <w:r>
+        <w:t xml:space="preserve"> schauen was da steht </w:t>
+      </w:r>
+      <w:r>
+        <w:t xml:space="preserve">zahl 21. Wir schieben das an die letzte stelle und das an der letzten stelle schieben wir an </w:t>
+      </w:r>
+      <w:proofErr w:type="spellStart"/>
+      <w:r>
+        <w:t>index</w:t>
+      </w:r>
+      <w:proofErr w:type="spellEnd"/>
+      <w:r>
+        <w:t xml:space="preserve"> 20. </w:t>
+      </w:r>
+      <w:r>
+        <w:t xml:space="preserve">Beim nächsten ziehen nur bis stelle 44. Und dadurch ist zahl 21 nicht mehr im pool </w:t>
+      </w:r>
+    </w:p>
+    <w:p/>
+    <w:p>
+      <w:r>
+        <w:t xml:space="preserve">Ausgabe: zahl 1 wurde so oft gezogen zahle 2 so oft usw.. </w:t>
+      </w:r>
+      <w:r>
+        <w:t xml:space="preserve">wenn zahlen gleichverteilt sind dann funktioniert der </w:t>
+      </w:r>
+      <w:proofErr w:type="spellStart"/>
+      <w:r>
+        <w:t>algorithmus</w:t>
+      </w:r>
+      <w:proofErr w:type="spellEnd"/>
+    </w:p>
+    <w:p/>
+    <w:p>
+      <w:r>
+        <w:t>8.10.2026</w:t>
+      </w:r>
+    </w:p>
+    <w:p>
+      <w:r>
+        <w:br/>
+      </w:r>
+      <w:r>
+        <w:br/>
       </w:r>
     </w:p>
     <w:sectPr>
